--- a/Knowledge/3-Work knowledge/1-Software Engineering/2-Web Full Stack/1-World Wide Web/5-My Source/2-Internet and Internet Service Provider.docx
+++ b/Knowledge/3-Work knowledge/1-Software Engineering/2-Web Full Stack/1-World Wide Web/5-My Source/2-Internet and Internet Service Provider.docx
@@ -40,12 +40,140 @@
       </w:r>
     </w:p>
     <w:p>
+      <w:r>
+        <w:rPr>
+          <w:rFonts w:ascii="Arial" w:eastAsia="Arial" w:hAnsi="Arial"/>
+          <w:b/>
+          <w:sz w:val="22"/>
+          <w:shd w:val="clear" w:color="auto" w:fill="B7B7B7"/>
+        </w:rPr>
+        <w:t># Source</w:t>
+      </w:r>
+      <w:r>
+        <w:rPr>
+          <w:rFonts w:ascii="Arial" w:eastAsia="Arial" w:hAnsi="Arial"/>
+          <w:sz w:val="22"/>
+          <w:shd w:val="clear" w:color="auto" w:fill="B7B7B7"/>
+        </w:rPr>
+        <w:t xml:space="preserve">: </w:t>
+      </w:r>
+      <w:proofErr w:type="spellStart"/>
+      <w:r>
+        <w:rPr>
+          <w:rFonts w:ascii="Arial" w:eastAsia="Arial" w:hAnsi="Arial"/>
+          <w:b/>
+          <w:sz w:val="22"/>
+          <w:shd w:val="clear" w:color="auto" w:fill="B7B7B7"/>
+        </w:rPr>
+        <w:t>Chatgpt</w:t>
+      </w:r>
+      <w:proofErr w:type="spellEnd"/>
+      <w:r>
+        <w:rPr>
+          <w:rFonts w:ascii="Arial" w:eastAsia="Arial" w:hAnsi="Arial"/>
+          <w:b/>
+          <w:sz w:val="22"/>
+          <w:shd w:val="clear" w:color="auto" w:fill="B7B7B7"/>
+        </w:rPr>
+        <w:t xml:space="preserve"> </w:t>
+      </w:r>
+      <w:r>
+        <w:rPr>
+          <w:rFonts w:ascii="Arial" w:eastAsia="Arial" w:hAnsi="Arial"/>
+          <w:b/>
+          <w:sz w:val="22"/>
+          <w:szCs w:val="14"/>
+          <w:shd w:val="clear" w:color="auto" w:fill="B7B7B7"/>
+        </w:rPr>
+        <w:t>(GPT</w:t>
+      </w:r>
+      <w:r>
+        <w:rPr>
+          <w:rFonts w:ascii="Arial" w:eastAsia="Arial" w:hAnsi="Arial" w:cs="Cambria Math"/>
+          <w:b/>
+          <w:sz w:val="22"/>
+          <w:szCs w:val="14"/>
+          <w:shd w:val="clear" w:color="auto" w:fill="B7B7B7"/>
+        </w:rPr>
+        <w:t>‑</w:t>
+      </w:r>
+      <w:r>
+        <w:rPr>
+          <w:rFonts w:ascii="Arial" w:eastAsia="Arial" w:hAnsi="Arial"/>
+          <w:b/>
+          <w:sz w:val="22"/>
+          <w:szCs w:val="14"/>
+          <w:shd w:val="clear" w:color="auto" w:fill="B7B7B7"/>
+        </w:rPr>
+        <w:t>5 Mini) at [12/9/2025]</w:t>
+      </w:r>
+    </w:p>
+    <w:p>
       <w:pPr>
         <w:spacing w:before="240" w:after="240"/>
-      </w:pPr>
-      <w:r>
-        <w:rPr>
-          <w:rFonts w:ascii="Arial" w:hAnsi="Arial" w:eastAsia="Arial"/>
+        <w:rPr>
+          <w:rFonts w:ascii="Roboto Mono" w:eastAsia="Arial" w:hAnsi="Roboto Mono"/>
+          <w:b/>
+          <w:sz w:val="22"/>
+          <w:szCs w:val="14"/>
+          <w:shd w:val="clear" w:color="auto" w:fill="B7B7B7"/>
+        </w:rPr>
+      </w:pPr>
+      <w:r>
+        <w:rPr>
+          <w:rFonts w:ascii="Roboto Mono" w:eastAsia="Arial" w:hAnsi="Roboto Mono"/>
+          <w:sz w:val="22"/>
+        </w:rPr>
+        <w:t xml:space="preserve">The Internet is a vast global network of interconnected computers and devices that communicate with each other </w:t>
+      </w:r>
+      <w:r>
+        <w:rPr>
+          <w:rFonts w:ascii="Roboto Mono" w:eastAsia="Arial" w:hAnsi="Roboto Mono"/>
+          <w:sz w:val="22"/>
+        </w:rPr>
+        <w:t xml:space="preserve">using standardized protocols </w:t>
+      </w:r>
+      <w:r>
+        <w:rPr>
+          <w:rFonts w:ascii="Roboto Mono" w:eastAsia="Arial" w:hAnsi="Roboto Mono"/>
+          <w:sz w:val="22"/>
+        </w:rPr>
+        <w:t>to share information, access services, and connect people around the world. It is essentially a “network of networks.”</w:t>
+      </w:r>
+    </w:p>
+    <w:p>
+      <w:pPr>
+        <w:rPr>
+          <w:rFonts w:ascii="Roboto Mono" w:hAnsi="Roboto Mono"/>
+        </w:rPr>
+      </w:pPr>
+      <w:r>
+        <w:rPr>
+          <w:rFonts w:ascii="Roboto Mono" w:hAnsi="Roboto Mono"/>
+        </w:rPr>
+        <w:pict w14:anchorId="30D411D9">
+          <v:rect id="_x0000_i1029" style="width:0;height:1.5pt" o:hralign="center" o:hrstd="t" o:hr="t" fillcolor="#a0a0a0" stroked="f"/>
+        </w:pict>
+      </w:r>
+    </w:p>
+    <w:p>
+      <w:pPr>
+        <w:pStyle w:val="Heading3"/>
+      </w:pPr>
+      <w:r>
+        <w:rPr>
+          <w:rFonts w:ascii="Segoe UI Emoji" w:hAnsi="Segoe UI Emoji" w:cs="Segoe UI Emoji"/>
+        </w:rPr>
+        <w:t>🧠</w:t>
+      </w:r>
+      <w:r>
+        <w:t xml:space="preserve"> In Simple Terms:</w:t>
+      </w:r>
+    </w:p>
+    <w:p>
+      <w:r>
+        <w:rPr>
+          <w:rFonts w:ascii="Arial" w:eastAsia="Arial" w:hAnsi="Arial"/>
           <w:b/>
           <w:sz w:val="22"/>
           <w:shd w:val="clear" w:color="auto" w:fill="B7B7B7"/>
@@ -54,7 +182,7 @@
       </w:r>
       <w:r>
         <w:rPr>
-          <w:rFonts w:ascii="Arial" w:hAnsi="Arial" w:eastAsia="Arial"/>
+          <w:rFonts w:ascii="Arial" w:eastAsia="Arial" w:hAnsi="Arial"/>
           <w:sz w:val="22"/>
           <w:shd w:val="clear" w:color="auto" w:fill="B7B7B7"/>
         </w:rPr>
@@ -63,7 +191,7 @@
       <w:proofErr w:type="spellStart"/>
       <w:r>
         <w:rPr>
-          <w:rFonts w:ascii="Arial" w:hAnsi="Arial" w:eastAsia="Arial"/>
+          <w:rFonts w:ascii="Arial" w:eastAsia="Arial" w:hAnsi="Arial"/>
           <w:b/>
           <w:sz w:val="22"/>
           <w:shd w:val="clear" w:color="auto" w:fill="B7B7B7"/>
@@ -73,7 +201,7 @@
       <w:proofErr w:type="spellEnd"/>
       <w:r>
         <w:rPr>
-          <w:rFonts w:ascii="Arial" w:hAnsi="Arial" w:eastAsia="Arial"/>
+          <w:rFonts w:ascii="Arial" w:eastAsia="Arial" w:hAnsi="Arial"/>
           <w:b/>
           <w:sz w:val="22"/>
           <w:shd w:val="clear" w:color="auto" w:fill="B7B7B7"/>
@@ -82,7 +210,7 @@
       </w:r>
       <w:r>
         <w:rPr>
-          <w:rFonts w:ascii="Arial" w:hAnsi="Arial" w:eastAsia="Arial"/>
+          <w:rFonts w:ascii="Arial" w:eastAsia="Arial" w:hAnsi="Arial"/>
           <w:b/>
           <w:sz w:val="22"/>
           <w:szCs w:val="14"/>
@@ -92,7 +220,7 @@
       </w:r>
       <w:r>
         <w:rPr>
-          <w:rFonts w:ascii="Arial" w:hAnsi="Arial" w:cs="Cambria Math" w:eastAsia="Arial"/>
+          <w:rFonts w:ascii="Arial" w:eastAsia="Arial" w:hAnsi="Arial" w:cs="Cambria Math"/>
           <w:b/>
           <w:sz w:val="22"/>
           <w:szCs w:val="14"/>
@@ -102,7 +230,7 @@
       </w:r>
       <w:r>
         <w:rPr>
-          <w:rFonts w:ascii="Arial" w:hAnsi="Arial" w:eastAsia="Arial"/>
+          <w:rFonts w:ascii="Arial" w:eastAsia="Arial" w:hAnsi="Arial"/>
           <w:b/>
           <w:sz w:val="22"/>
           <w:szCs w:val="14"/>
@@ -110,41 +238,32 @@
         </w:rPr>
         <w:t>5 Mini) at [12/9/2025]</w:t>
       </w:r>
-      <w:r>
-        <w:rPr>
-          <w:rFonts w:ascii="Arial" w:hAnsi="Arial" w:eastAsia="Arial"/>
-          <w:sz w:val="22"/>
-        </w:rPr>
-        <w:br/>
-        <w:t xml:space="preserve">The Internet is a vast global network of interconnected computers and devices that communicate with each other </w:t>
-      </w:r>
-      <w:r>
-        <w:rPr>
-          <w:rFonts w:ascii="Arial" w:hAnsi="Arial" w:eastAsia="Arial"/>
-          <w:sz w:val="22"/>
-        </w:rPr>
-        <w:t xml:space="preserve">using standardized protocols </w:t>
-      </w:r>
-      <w:r>
-        <w:rPr>
-          <w:rFonts w:ascii="Arial" w:hAnsi="Arial" w:eastAsia="Arial"/>
-          <w:sz w:val="22"/>
-        </w:rPr>
-        <w:t>to share information, access services, and connect people around the world. It is essentially a “network of networks.”</w:t>
-      </w:r>
-    </w:p>
-    <w:p>
-      <w:pPr>
-        <w:rPr>
-          <w:rFonts w:ascii="Roboto Mono" w:hAnsi="Roboto Mono"/>
-        </w:rPr>
-      </w:pPr>
-      <w:r>
-        <w:rPr>
-          <w:rFonts w:ascii="Roboto Mono" w:hAnsi="Roboto Mono"/>
-        </w:rPr>
-        <w:pict w14:anchorId="30D411D9">
-          <v:rect id="_x0000_i1026" style="width:0;height:1.5pt" o:hralign="center" o:hrstd="t" o:hr="t" fillcolor="#a0a0a0" stroked="f"/>
+    </w:p>
+    <w:p>
+      <w:pPr>
+        <w:rPr>
+          <w:rFonts w:ascii="Roboto Mono" w:hAnsi="Roboto Mono"/>
+        </w:rPr>
+      </w:pPr>
+      <w:r>
+        <w:rPr>
+          <w:rFonts w:ascii="Roboto Mono" w:hAnsi="Roboto Mono"/>
+        </w:rPr>
+        <w:t>The Internet is like a massive web connecting millions (actually billions!) of computers, phones, servers, and other devices worldwide — allowing them to talk, share, and access data anytime, anywhere.</w:t>
+      </w:r>
+    </w:p>
+    <w:p>
+      <w:pPr>
+        <w:rPr>
+          <w:rFonts w:ascii="Roboto Mono" w:hAnsi="Roboto Mono"/>
+        </w:rPr>
+      </w:pPr>
+      <w:r>
+        <w:rPr>
+          <w:rFonts w:ascii="Roboto Mono" w:hAnsi="Roboto Mono"/>
+        </w:rPr>
+        <w:pict w14:anchorId="52BD7411">
+          <v:rect id="_x0000_i1030" style="width:0;height:1.5pt" o:hralign="center" o:hrstd="t" o:hr="t" fillcolor="#a0a0a0" stroked="f"/>
         </w:pict>
       </w:r>
     </w:p>
@@ -156,21 +275,16 @@
         <w:rPr>
           <w:rFonts w:ascii="Segoe UI Emoji" w:hAnsi="Segoe UI Emoji" w:cs="Segoe UI Emoji"/>
         </w:rPr>
-        <w:t>🧠</w:t>
-      </w:r>
-      <w:r>
-        <w:t xml:space="preserve"> In Simple Terms:</w:t>
-      </w:r>
-    </w:p>
-    <w:p>
-      <w:pPr>
-        <w:rPr>
-          <w:rFonts w:ascii="Roboto Mono" w:hAnsi="Roboto Mono"/>
-        </w:rPr>
-      </w:pPr>
-      <w:r>
-        <w:rPr>
-          <w:rFonts w:ascii="Arial" w:hAnsi="Arial" w:eastAsia="Arial"/>
+        <w:t>✅</w:t>
+      </w:r>
+      <w:r>
+        <w:t xml:space="preserve"> Key Features of the Internet:</w:t>
+      </w:r>
+    </w:p>
+    <w:p>
+      <w:r>
+        <w:rPr>
+          <w:rFonts w:ascii="Arial" w:eastAsia="Arial" w:hAnsi="Arial"/>
           <w:b/>
           <w:sz w:val="22"/>
           <w:shd w:val="clear" w:color="auto" w:fill="B7B7B7"/>
@@ -179,7 +293,7 @@
       </w:r>
       <w:r>
         <w:rPr>
-          <w:rFonts w:ascii="Arial" w:hAnsi="Arial" w:eastAsia="Arial"/>
+          <w:rFonts w:ascii="Arial" w:eastAsia="Arial" w:hAnsi="Arial"/>
           <w:sz w:val="22"/>
           <w:shd w:val="clear" w:color="auto" w:fill="B7B7B7"/>
         </w:rPr>
@@ -188,7 +302,7 @@
       <w:proofErr w:type="spellStart"/>
       <w:r>
         <w:rPr>
-          <w:rFonts w:ascii="Arial" w:hAnsi="Arial" w:eastAsia="Arial"/>
+          <w:rFonts w:ascii="Arial" w:eastAsia="Arial" w:hAnsi="Arial"/>
           <w:b/>
           <w:sz w:val="22"/>
           <w:shd w:val="clear" w:color="auto" w:fill="B7B7B7"/>
@@ -198,7 +312,7 @@
       <w:proofErr w:type="spellEnd"/>
       <w:r>
         <w:rPr>
-          <w:rFonts w:ascii="Arial" w:hAnsi="Arial" w:eastAsia="Arial"/>
+          <w:rFonts w:ascii="Arial" w:eastAsia="Arial" w:hAnsi="Arial"/>
           <w:b/>
           <w:sz w:val="22"/>
           <w:shd w:val="clear" w:color="auto" w:fill="B7B7B7"/>
@@ -207,7 +321,7 @@
       </w:r>
       <w:r>
         <w:rPr>
-          <w:rFonts w:ascii="Arial" w:hAnsi="Arial" w:eastAsia="Arial"/>
+          <w:rFonts w:ascii="Arial" w:eastAsia="Arial" w:hAnsi="Arial"/>
           <w:b/>
           <w:sz w:val="22"/>
           <w:szCs w:val="14"/>
@@ -217,7 +331,7 @@
       </w:r>
       <w:r>
         <w:rPr>
-          <w:rFonts w:ascii="Arial" w:hAnsi="Arial" w:cs="Cambria Math" w:eastAsia="Arial"/>
+          <w:rFonts w:ascii="Arial" w:eastAsia="Arial" w:hAnsi="Arial" w:cs="Cambria Math"/>
           <w:b/>
           <w:sz w:val="22"/>
           <w:szCs w:val="14"/>
@@ -227,151 +341,7 @@
       </w:r>
       <w:r>
         <w:rPr>
-          <w:rFonts w:ascii="Arial" w:hAnsi="Arial" w:eastAsia="Arial"/>
-          <w:b/>
-          <w:sz w:val="22"/>
-          <w:szCs w:val="14"/>
-          <w:shd w:val="clear" w:color="auto" w:fill="B7B7B7"/>
-        </w:rPr>
-        <w:t>5 Mini) at [12/9/2025]</w:t>
-      </w:r>
-      <w:r>
-        <w:rPr>
-          <w:rFonts w:ascii="Arial" w:hAnsi="Arial" w:eastAsia="Arial"/>
-          <w:sz w:val="22"/>
-        </w:rPr>
-        <w:br/>
-      </w:r>
-      <w:r>
-        <w:rPr>
-          <w:rFonts w:ascii="Arial" w:hAnsi="Arial" w:eastAsia="Arial"/>
-          <w:sz w:val="22"/>
-        </w:rPr>
-        <w:t xml:space="preserve">The </w:t>
-      </w:r>
-      <w:r>
-        <w:rPr>
-          <w:rFonts w:ascii="Arial" w:hAnsi="Arial" w:eastAsia="Arial"/>
-          <w:b/>
-          <w:bCs/>
-          <w:sz w:val="22"/>
-        </w:rPr>
-        <w:t>Internet</w:t>
-      </w:r>
-      <w:r>
-        <w:rPr>
-          <w:rFonts w:ascii="Arial" w:hAnsi="Arial" w:eastAsia="Arial"/>
-          <w:sz w:val="22"/>
-        </w:rPr>
-        <w:t xml:space="preserve"> is like a massive web connecting millions (actually billions!) of computers, phones, servers, and other devices worldwide — allowing them to </w:t>
-      </w:r>
-      <w:r>
-        <w:rPr>
-          <w:rFonts w:ascii="Arial" w:hAnsi="Arial" w:eastAsia="Arial"/>
-          <w:b/>
-          <w:bCs/>
-          <w:sz w:val="22"/>
-        </w:rPr>
-        <w:t>talk, share, and access data</w:t>
-      </w:r>
-      <w:r>
-        <w:rPr>
-          <w:rFonts w:ascii="Arial" w:hAnsi="Arial" w:eastAsia="Arial"/>
-          <w:sz w:val="22"/>
-        </w:rPr>
-        <w:t xml:space="preserve"> anytime, anywhere.</w:t>
-      </w:r>
-    </w:p>
-    <w:p>
-      <w:pPr>
-        <w:rPr>
-          <w:rFonts w:ascii="Roboto Mono" w:hAnsi="Roboto Mono"/>
-        </w:rPr>
-      </w:pPr>
-      <w:r>
-        <w:rPr>
-          <w:rFonts w:ascii="Roboto Mono" w:hAnsi="Roboto Mono"/>
-        </w:rPr>
-        <w:pict w14:anchorId="52BD7411">
-          <v:rect id="_x0000_i1027" style="width:0;height:1.5pt" o:hralign="center" o:hrstd="t" o:hr="t" fillcolor="#a0a0a0" stroked="f"/>
-        </w:pict>
-      </w:r>
-    </w:p>
-    <w:p>
-      <w:pPr>
-        <w:pStyle w:val="Heading3"/>
-      </w:pPr>
-      <w:r>
-        <w:rPr>
-          <w:rFonts w:ascii="Segoe UI Emoji" w:hAnsi="Segoe UI Emoji" w:cs="Segoe UI Emoji"/>
-        </w:rPr>
-        <w:t>✅</w:t>
-      </w:r>
-      <w:r>
-        <w:t xml:space="preserve"> Key Features of the Internet:</w:t>
-      </w:r>
-    </w:p>
-    <w:p>
-      <w:r>
-        <w:rPr>
-          <w:rFonts w:ascii="Arial" w:hAnsi="Arial" w:eastAsia="Arial"/>
-          <w:b/>
-          <w:sz w:val="22"/>
-          <w:shd w:val="clear" w:color="auto" w:fill="B7B7B7"/>
-        </w:rPr>
-        <w:t># Source</w:t>
-      </w:r>
-      <w:r>
-        <w:rPr>
-          <w:rFonts w:ascii="Arial" w:hAnsi="Arial" w:eastAsia="Arial"/>
-          <w:sz w:val="22"/>
-          <w:shd w:val="clear" w:color="auto" w:fill="B7B7B7"/>
-        </w:rPr>
-        <w:t xml:space="preserve">: </w:t>
-      </w:r>
-      <w:proofErr w:type="spellStart"/>
-      <w:r>
-        <w:rPr>
-          <w:rFonts w:ascii="Arial" w:hAnsi="Arial" w:eastAsia="Arial"/>
-          <w:b/>
-          <w:sz w:val="22"/>
-          <w:shd w:val="clear" w:color="auto" w:fill="B7B7B7"/>
-        </w:rPr>
-        <w:t>Chatgpt</w:t>
-      </w:r>
-      <w:proofErr w:type="spellEnd"/>
-      <w:r>
-        <w:rPr>
-          <w:rFonts w:ascii="Arial" w:hAnsi="Arial" w:eastAsia="Arial"/>
-          <w:b/>
-          <w:sz w:val="22"/>
-          <w:shd w:val="clear" w:color="auto" w:fill="B7B7B7"/>
-        </w:rPr>
-        <w:t xml:space="preserve"> </w:t>
-      </w:r>
-      <w:r>
-        <w:rPr>
-          <w:rFonts w:ascii="Arial" w:hAnsi="Arial" w:eastAsia="Arial"/>
-          <w:b/>
-          <w:sz w:val="22"/>
-          <w:szCs w:val="14"/>
-          <w:shd w:val="clear" w:color="auto" w:fill="B7B7B7"/>
-        </w:rPr>
-        <w:t>(GPT</w:t>
-      </w:r>
-      <w:r>
-        <w:rPr>
-          <w:rFonts w:ascii="Arial" w:hAnsi="Arial" w:cs="Cambria Math" w:eastAsia="Arial"/>
-          <w:b/>
-          <w:sz w:val="22"/>
-          <w:szCs w:val="14"/>
-          <w:shd w:val="clear" w:color="auto" w:fill="B7B7B7"/>
-        </w:rPr>
-        <w:t>‑</w:t>
-      </w:r>
-      <w:r>
-        <w:rPr>
-          <w:rFonts w:ascii="Arial" w:hAnsi="Arial" w:eastAsia="Arial"/>
+          <w:rFonts w:ascii="Arial" w:eastAsia="Arial" w:hAnsi="Arial"/>
           <w:b/>
           <w:sz w:val="22"/>
           <w:szCs w:val="14"/>
@@ -585,7 +555,7 @@
           <w:rFonts w:ascii="Roboto Mono" w:hAnsi="Roboto Mono"/>
         </w:rPr>
         <w:pict w14:anchorId="491A9FE5">
-          <v:rect id="_x0000_i1055" style="width:0;height:1.5pt" o:hralign="center" o:bullet="t" o:hrstd="t" o:hr="t" fillcolor="#a0a0a0" stroked="f"/>
+          <v:rect id="_x0000_i1031" style="width:0;height:1.5pt" o:hralign="center" o:bullet="t" o:hrstd="t" o:hr="t" fillcolor="#a0a0a0" stroked="f"/>
         </w:pict>
       </w:r>
     </w:p>
@@ -600,53 +570,50 @@
         <w:t>💡</w:t>
       </w:r>
       <w:r>
+        <w:t xml:space="preserve"> Everyday Examples</w:t>
+      </w:r>
+    </w:p>
+    <w:p>
+      <w:r>
+        <w:rPr>
+          <w:rFonts w:ascii="Arial" w:eastAsia="Arial" w:hAnsi="Arial"/>
+          <w:b/>
+          <w:sz w:val="22"/>
+          <w:shd w:val="clear" w:color="auto" w:fill="B7B7B7"/>
+        </w:rPr>
+        <w:t># Source</w:t>
+      </w:r>
+      <w:r>
+        <w:rPr>
+          <w:rFonts w:ascii="Arial" w:eastAsia="Arial" w:hAnsi="Arial"/>
+          <w:sz w:val="22"/>
+          <w:shd w:val="clear" w:color="auto" w:fill="B7B7B7"/>
+        </w:rPr>
+        <w:t xml:space="preserve">: </w:t>
+      </w:r>
+      <w:proofErr w:type="spellStart"/>
+      <w:r>
+        <w:rPr>
+          <w:rFonts w:ascii="Arial" w:eastAsia="Arial" w:hAnsi="Arial"/>
+          <w:b/>
+          <w:sz w:val="22"/>
+          <w:shd w:val="clear" w:color="auto" w:fill="B7B7B7"/>
+        </w:rPr>
+        <w:t>Chatgpt</w:t>
+      </w:r>
+      <w:proofErr w:type="spellEnd"/>
+      <w:r>
+        <w:rPr>
+          <w:rFonts w:ascii="Arial" w:eastAsia="Arial" w:hAnsi="Arial"/>
+          <w:b/>
+          <w:sz w:val="22"/>
+          <w:shd w:val="clear" w:color="auto" w:fill="B7B7B7"/>
+        </w:rPr>
         <w:t xml:space="preserve"> </w:t>
       </w:r>
       <w:r>
-        <w:t>Everyday Examples</w:t>
-      </w:r>
-    </w:p>
-    <w:p>
-      <w:r>
-        <w:rPr>
-          <w:rFonts w:ascii="Arial" w:hAnsi="Arial" w:eastAsia="Arial"/>
-          <w:b/>
-          <w:sz w:val="22"/>
-          <w:shd w:val="clear" w:color="auto" w:fill="B7B7B7"/>
-        </w:rPr>
-        <w:t># Source</w:t>
-      </w:r>
-      <w:r>
-        <w:rPr>
-          <w:rFonts w:ascii="Arial" w:hAnsi="Arial" w:eastAsia="Arial"/>
-          <w:sz w:val="22"/>
-          <w:shd w:val="clear" w:color="auto" w:fill="B7B7B7"/>
-        </w:rPr>
-        <w:t xml:space="preserve">: </w:t>
-      </w:r>
-      <w:proofErr w:type="spellStart"/>
-      <w:r>
-        <w:rPr>
-          <w:rFonts w:ascii="Arial" w:hAnsi="Arial" w:eastAsia="Arial"/>
-          <w:b/>
-          <w:sz w:val="22"/>
-          <w:shd w:val="clear" w:color="auto" w:fill="B7B7B7"/>
-        </w:rPr>
-        <w:t>Chatgpt</w:t>
-      </w:r>
-      <w:proofErr w:type="spellEnd"/>
-      <w:r>
-        <w:rPr>
-          <w:rFonts w:ascii="Arial" w:hAnsi="Arial" w:eastAsia="Arial"/>
-          <w:b/>
-          <w:sz w:val="22"/>
-          <w:shd w:val="clear" w:color="auto" w:fill="B7B7B7"/>
-        </w:rPr>
-        <w:t xml:space="preserve"> </w:t>
-      </w:r>
-      <w:r>
-        <w:rPr>
-          <w:rFonts w:ascii="Arial" w:hAnsi="Arial" w:eastAsia="Arial"/>
+        <w:rPr>
+          <w:rFonts w:ascii="Arial" w:eastAsia="Arial" w:hAnsi="Arial"/>
           <w:b/>
           <w:sz w:val="22"/>
           <w:szCs w:val="14"/>
@@ -656,7 +623,7 @@
       </w:r>
       <w:r>
         <w:rPr>
-          <w:rFonts w:ascii="Arial" w:hAnsi="Arial" w:cs="Cambria Math" w:eastAsia="Arial"/>
+          <w:rFonts w:ascii="Arial" w:eastAsia="Arial" w:hAnsi="Arial" w:cs="Cambria Math"/>
           <w:b/>
           <w:sz w:val="22"/>
           <w:szCs w:val="14"/>
@@ -666,7 +633,7 @@
       </w:r>
       <w:r>
         <w:rPr>
-          <w:rFonts w:ascii="Arial" w:hAnsi="Arial" w:eastAsia="Arial"/>
+          <w:rFonts w:ascii="Arial" w:eastAsia="Arial" w:hAnsi="Arial"/>
           <w:b/>
           <w:sz w:val="22"/>
           <w:szCs w:val="14"/>
@@ -753,7 +720,7 @@
           <w:rFonts w:ascii="Roboto Mono" w:hAnsi="Roboto Mono"/>
         </w:rPr>
         <w:pict w14:anchorId="63871536">
-          <v:rect id="_x0000_i1056" style="width:0;height:1.5pt" o:hralign="center" o:bullet="t" o:hrstd="t" o:hr="t" fillcolor="#a0a0a0" stroked="f"/>
+          <v:rect id="_x0000_i1032" style="width:0;height:1.5pt" o:hralign="center" o:bullet="t" o:hrstd="t" o:hr="t" fillcolor="#a0a0a0" stroked="f"/>
         </w:pict>
       </w:r>
     </w:p>
@@ -774,7 +741,7 @@
     <w:p>
       <w:r>
         <w:rPr>
-          <w:rFonts w:ascii="Arial" w:hAnsi="Arial" w:eastAsia="Arial"/>
+          <w:rFonts w:ascii="Arial" w:eastAsia="Arial" w:hAnsi="Arial"/>
           <w:b/>
           <w:sz w:val="22"/>
           <w:shd w:val="clear" w:color="auto" w:fill="B7B7B7"/>
@@ -783,7 +750,7 @@
       </w:r>
       <w:r>
         <w:rPr>
-          <w:rFonts w:ascii="Arial" w:hAnsi="Arial" w:eastAsia="Arial"/>
+          <w:rFonts w:ascii="Arial" w:eastAsia="Arial" w:hAnsi="Arial"/>
           <w:sz w:val="22"/>
           <w:shd w:val="clear" w:color="auto" w:fill="B7B7B7"/>
         </w:rPr>
@@ -792,7 +759,7 @@
       <w:proofErr w:type="spellStart"/>
       <w:r>
         <w:rPr>
-          <w:rFonts w:ascii="Arial" w:hAnsi="Arial" w:eastAsia="Arial"/>
+          <w:rFonts w:ascii="Arial" w:eastAsia="Arial" w:hAnsi="Arial"/>
           <w:b/>
           <w:sz w:val="22"/>
           <w:shd w:val="clear" w:color="auto" w:fill="B7B7B7"/>
@@ -802,7 +769,7 @@
       <w:proofErr w:type="spellEnd"/>
       <w:r>
         <w:rPr>
-          <w:rFonts w:ascii="Arial" w:hAnsi="Arial" w:eastAsia="Arial"/>
+          <w:rFonts w:ascii="Arial" w:eastAsia="Arial" w:hAnsi="Arial"/>
           <w:b/>
           <w:sz w:val="22"/>
           <w:shd w:val="clear" w:color="auto" w:fill="B7B7B7"/>
@@ -811,7 +778,7 @@
       </w:r>
       <w:r>
         <w:rPr>
-          <w:rFonts w:ascii="Arial" w:hAnsi="Arial" w:eastAsia="Arial"/>
+          <w:rFonts w:ascii="Arial" w:eastAsia="Arial" w:hAnsi="Arial"/>
           <w:b/>
           <w:sz w:val="22"/>
           <w:szCs w:val="14"/>
@@ -821,7 +788,7 @@
       </w:r>
       <w:r>
         <w:rPr>
-          <w:rFonts w:ascii="Arial" w:hAnsi="Arial" w:cs="Cambria Math" w:eastAsia="Arial"/>
+          <w:rFonts w:ascii="Arial" w:eastAsia="Arial" w:hAnsi="Arial" w:cs="Cambria Math"/>
           <w:b/>
           <w:sz w:val="22"/>
           <w:szCs w:val="14"/>
@@ -831,7 +798,7 @@
       </w:r>
       <w:r>
         <w:rPr>
-          <w:rFonts w:ascii="Arial" w:hAnsi="Arial" w:eastAsia="Arial"/>
+          <w:rFonts w:ascii="Arial" w:eastAsia="Arial" w:hAnsi="Arial"/>
           <w:b/>
           <w:sz w:val="22"/>
           <w:szCs w:val="14"/>
@@ -930,7 +897,7 @@
           <w:rFonts w:ascii="Roboto Mono" w:hAnsi="Roboto Mono"/>
         </w:rPr>
         <w:pict w14:anchorId="1D74E75D">
-          <v:rect id="_x0000_i1029" style="width:0;height:1.5pt" o:hralign="center" o:hrstd="t" o:hr="t" fillcolor="#a0a0a0" stroked="f"/>
+          <v:rect id="_x0000_i1033" style="width:0;height:1.5pt" o:hralign="center" o:hrstd="t" o:hr="t" fillcolor="#a0a0a0" stroked="f"/>
         </w:pict>
       </w:r>
     </w:p>
@@ -951,7 +918,7 @@
     <w:p>
       <w:r>
         <w:rPr>
-          <w:rFonts w:ascii="Arial" w:hAnsi="Arial" w:eastAsia="Arial"/>
+          <w:rFonts w:ascii="Arial" w:eastAsia="Arial" w:hAnsi="Arial"/>
           <w:b/>
           <w:sz w:val="22"/>
           <w:shd w:val="clear" w:color="auto" w:fill="B7B7B7"/>
@@ -960,7 +927,7 @@
       </w:r>
       <w:r>
         <w:rPr>
-          <w:rFonts w:ascii="Arial" w:hAnsi="Arial" w:eastAsia="Arial"/>
+          <w:rFonts w:ascii="Arial" w:eastAsia="Arial" w:hAnsi="Arial"/>
           <w:sz w:val="22"/>
           <w:shd w:val="clear" w:color="auto" w:fill="B7B7B7"/>
         </w:rPr>
@@ -969,7 +936,7 @@
       <w:proofErr w:type="spellStart"/>
       <w:r>
         <w:rPr>
-          <w:rFonts w:ascii="Arial" w:hAnsi="Arial" w:eastAsia="Arial"/>
+          <w:rFonts w:ascii="Arial" w:eastAsia="Arial" w:hAnsi="Arial"/>
           <w:b/>
           <w:sz w:val="22"/>
           <w:shd w:val="clear" w:color="auto" w:fill="B7B7B7"/>
@@ -979,7 +946,7 @@
       <w:proofErr w:type="spellEnd"/>
       <w:r>
         <w:rPr>
-          <w:rFonts w:ascii="Arial" w:hAnsi="Arial" w:eastAsia="Arial"/>
+          <w:rFonts w:ascii="Arial" w:eastAsia="Arial" w:hAnsi="Arial"/>
           <w:b/>
           <w:sz w:val="22"/>
           <w:shd w:val="clear" w:color="auto" w:fill="B7B7B7"/>
@@ -988,7 +955,7 @@
       </w:r>
       <w:r>
         <w:rPr>
-          <w:rFonts w:ascii="Arial" w:hAnsi="Arial" w:eastAsia="Arial"/>
+          <w:rFonts w:ascii="Arial" w:eastAsia="Arial" w:hAnsi="Arial"/>
           <w:b/>
           <w:sz w:val="22"/>
           <w:szCs w:val="14"/>
@@ -998,7 +965,7 @@
       </w:r>
       <w:r>
         <w:rPr>
-          <w:rFonts w:ascii="Arial" w:hAnsi="Arial" w:cs="Cambria Math" w:eastAsia="Arial"/>
+          <w:rFonts w:ascii="Arial" w:eastAsia="Arial" w:hAnsi="Arial" w:cs="Cambria Math"/>
           <w:b/>
           <w:sz w:val="22"/>
           <w:szCs w:val="14"/>
@@ -1008,7 +975,7 @@
       </w:r>
       <w:r>
         <w:rPr>
-          <w:rFonts w:ascii="Arial" w:hAnsi="Arial" w:eastAsia="Arial"/>
+          <w:rFonts w:ascii="Arial" w:eastAsia="Arial" w:hAnsi="Arial"/>
           <w:b/>
           <w:sz w:val="22"/>
           <w:szCs w:val="14"/>
@@ -1838,7 +1805,7 @@
           <w:rFonts w:ascii="Roboto Mono" w:hAnsi="Roboto Mono"/>
         </w:rPr>
         <w:pict w14:anchorId="4EB7011A">
-          <v:rect id="_x0000_i1030" style="width:0;height:1.5pt" o:hralign="center" o:hrstd="t" o:hr="t" fillcolor="#a0a0a0" stroked="f"/>
+          <v:rect id="_x0000_i1034" style="width:0;height:1.5pt" o:hralign="center" o:hrstd="t" o:hr="t" fillcolor="#a0a0a0" stroked="f"/>
         </w:pict>
       </w:r>
     </w:p>
@@ -1859,7 +1826,7 @@
     <w:p>
       <w:r>
         <w:rPr>
-          <w:rFonts w:ascii="Arial" w:hAnsi="Arial" w:eastAsia="Arial"/>
+          <w:rFonts w:ascii="Arial" w:eastAsia="Arial" w:hAnsi="Arial"/>
           <w:b/>
           <w:sz w:val="22"/>
           <w:shd w:val="clear" w:color="auto" w:fill="B7B7B7"/>
@@ -1868,7 +1835,7 @@
       </w:r>
       <w:r>
         <w:rPr>
-          <w:rFonts w:ascii="Arial" w:hAnsi="Arial" w:eastAsia="Arial"/>
+          <w:rFonts w:ascii="Arial" w:eastAsia="Arial" w:hAnsi="Arial"/>
           <w:sz w:val="22"/>
           <w:shd w:val="clear" w:color="auto" w:fill="B7B7B7"/>
         </w:rPr>
@@ -1877,7 +1844,7 @@
       <w:proofErr w:type="spellStart"/>
       <w:r>
         <w:rPr>
-          <w:rFonts w:ascii="Arial" w:hAnsi="Arial" w:eastAsia="Arial"/>
+          <w:rFonts w:ascii="Arial" w:eastAsia="Arial" w:hAnsi="Arial"/>
           <w:b/>
           <w:sz w:val="22"/>
           <w:shd w:val="clear" w:color="auto" w:fill="B7B7B7"/>
@@ -1887,7 +1854,7 @@
       <w:proofErr w:type="spellEnd"/>
       <w:r>
         <w:rPr>
-          <w:rFonts w:ascii="Arial" w:hAnsi="Arial" w:eastAsia="Arial"/>
+          <w:rFonts w:ascii="Arial" w:eastAsia="Arial" w:hAnsi="Arial"/>
           <w:b/>
           <w:sz w:val="22"/>
           <w:shd w:val="clear" w:color="auto" w:fill="B7B7B7"/>
@@ -1896,7 +1863,7 @@
       </w:r>
       <w:r>
         <w:rPr>
-          <w:rFonts w:ascii="Arial" w:hAnsi="Arial" w:eastAsia="Arial"/>
+          <w:rFonts w:ascii="Arial" w:eastAsia="Arial" w:hAnsi="Arial"/>
           <w:b/>
           <w:sz w:val="22"/>
           <w:szCs w:val="14"/>
@@ -1906,7 +1873,7 @@
       </w:r>
       <w:r>
         <w:rPr>
-          <w:rFonts w:ascii="Arial" w:hAnsi="Arial" w:cs="Cambria Math" w:eastAsia="Arial"/>
+          <w:rFonts w:ascii="Arial" w:eastAsia="Arial" w:hAnsi="Arial" w:cs="Cambria Math"/>
           <w:b/>
           <w:sz w:val="22"/>
           <w:szCs w:val="14"/>
@@ -1916,7 +1883,7 @@
       </w:r>
       <w:r>
         <w:rPr>
-          <w:rFonts w:ascii="Arial" w:hAnsi="Arial" w:eastAsia="Arial"/>
+          <w:rFonts w:ascii="Arial" w:eastAsia="Arial" w:hAnsi="Arial"/>
           <w:b/>
           <w:sz w:val="22"/>
           <w:szCs w:val="14"/>
@@ -2061,7 +2028,7 @@
           <w:rFonts w:ascii="Roboto Mono" w:hAnsi="Roboto Mono"/>
         </w:rPr>
         <w:pict w14:anchorId="47A00100">
-          <v:rect id="_x0000_i1031" style="width:0;height:1.5pt" o:hralign="center" o:hrstd="t" o:hr="t" fillcolor="#a0a0a0" stroked="f"/>
+          <v:rect id="_x0000_i1035" style="width:0;height:1.5pt" o:hralign="center" o:hrstd="t" o:hr="t" fillcolor="#a0a0a0" stroked="f"/>
         </w:pict>
       </w:r>
     </w:p>
@@ -2076,7 +2043,7 @@
     <w:p>
       <w:r>
         <w:rPr>
-          <w:rFonts w:ascii="Arial" w:hAnsi="Arial" w:eastAsia="Arial"/>
+          <w:rFonts w:ascii="Arial" w:eastAsia="Arial" w:hAnsi="Arial"/>
           <w:b/>
           <w:sz w:val="22"/>
           <w:shd w:val="clear" w:color="auto" w:fill="B7B7B7"/>
@@ -2085,7 +2052,7 @@
       </w:r>
       <w:r>
         <w:rPr>
-          <w:rFonts w:ascii="Arial" w:hAnsi="Arial" w:eastAsia="Arial"/>
+          <w:rFonts w:ascii="Arial" w:eastAsia="Arial" w:hAnsi="Arial"/>
           <w:sz w:val="22"/>
           <w:shd w:val="clear" w:color="auto" w:fill="B7B7B7"/>
         </w:rPr>
@@ -2094,7 +2061,7 @@
       <w:proofErr w:type="spellStart"/>
       <w:r>
         <w:rPr>
-          <w:rFonts w:ascii="Arial" w:hAnsi="Arial" w:eastAsia="Arial"/>
+          <w:rFonts w:ascii="Arial" w:eastAsia="Arial" w:hAnsi="Arial"/>
           <w:b/>
           <w:sz w:val="22"/>
           <w:shd w:val="clear" w:color="auto" w:fill="B7B7B7"/>
@@ -2104,7 +2071,7 @@
       <w:proofErr w:type="spellEnd"/>
       <w:r>
         <w:rPr>
-          <w:rFonts w:ascii="Arial" w:hAnsi="Arial" w:eastAsia="Arial"/>
+          <w:rFonts w:ascii="Arial" w:eastAsia="Arial" w:hAnsi="Arial"/>
           <w:b/>
           <w:sz w:val="22"/>
           <w:shd w:val="clear" w:color="auto" w:fill="B7B7B7"/>
@@ -2113,7 +2080,7 @@
       </w:r>
       <w:r>
         <w:rPr>
-          <w:rFonts w:ascii="Arial" w:hAnsi="Arial" w:eastAsia="Arial"/>
+          <w:rFonts w:ascii="Arial" w:eastAsia="Arial" w:hAnsi="Arial"/>
           <w:b/>
           <w:sz w:val="22"/>
           <w:szCs w:val="14"/>
@@ -2123,7 +2090,7 @@
       </w:r>
       <w:r>
         <w:rPr>
-          <w:rFonts w:ascii="Arial" w:hAnsi="Arial" w:cs="Cambria Math" w:eastAsia="Arial"/>
+          <w:rFonts w:ascii="Arial" w:eastAsia="Arial" w:hAnsi="Arial" w:cs="Cambria Math"/>
           <w:b/>
           <w:sz w:val="22"/>
           <w:szCs w:val="14"/>
@@ -2133,56 +2100,13 @@
       </w:r>
       <w:r>
         <w:rPr>
-          <w:rFonts w:ascii="Arial" w:hAnsi="Arial" w:eastAsia="Arial"/>
+          <w:rFonts w:ascii="Arial" w:eastAsia="Arial" w:hAnsi="Arial"/>
           <w:b/>
           <w:sz w:val="22"/>
           <w:szCs w:val="14"/>
           <w:shd w:val="clear" w:color="auto" w:fill="B7B7B7"/>
         </w:rPr>
         <w:t>5 Mini) at [12/9/2025]</w:t>
-      </w:r>
-    </w:p>
-    <w:p>
-      <w:pPr>
-        <w:rPr>
-          <w:rFonts w:ascii="Roboto Mono" w:hAnsi="Roboto Mono"/>
-        </w:rPr>
-      </w:pPr>
-      <w:r>
-        <w:rPr>
-          <w:rFonts w:ascii="Arial" w:hAnsi="Arial" w:eastAsia="Arial"/>
-          <w:b/>
-          <w:bCs/>
-          <w:sz w:val="22"/>
-        </w:rPr>
-        <w:t># Source</w:t>
-      </w:r>
-      <w:r>
-        <w:rPr>
-          <w:rFonts w:ascii="Arial" w:hAnsi="Arial" w:eastAsia="Arial"/>
-          <w:sz w:val="22"/>
-        </w:rPr>
-        <w:t xml:space="preserve">: </w:t>
-      </w:r>
-      <w:proofErr w:type="spellStart"/>
-      <w:r>
-        <w:rPr>
-          <w:rFonts w:ascii="Arial" w:hAnsi="Arial" w:eastAsia="Arial"/>
-          <w:b/>
-          <w:bCs/>
-          <w:sz w:val="22"/>
-        </w:rPr>
-        <w:t>Chatgpt</w:t>
-      </w:r>
-      <w:proofErr w:type="spellEnd"/>
-      <w:r>
-        <w:rPr>
-          <w:rFonts w:ascii="Arial" w:hAnsi="Arial" w:eastAsia="Arial"/>
-          <w:b/>
-          <w:bCs/>
-          <w:sz w:val="22"/>
-        </w:rPr>
-        <w:t xml:space="preserve"> (GPT-4-turbo) at [5/31/2025]</w:t>
       </w:r>
     </w:p>
     <w:p>
@@ -2320,7 +2244,7 @@
           <w:rFonts w:ascii="Roboto Mono" w:hAnsi="Roboto Mono"/>
         </w:rPr>
         <w:pict w14:anchorId="0038CD2E">
-          <v:rect id="_x0000_i1052" style="width:0;height:1.5pt" o:hralign="center" o:bullet="t" o:hrstd="t" o:hr="t" fillcolor="#a0a0a0" stroked="f"/>
+          <v:rect id="_x0000_i1036" style="width:0;height:1.5pt" o:hralign="center" o:bullet="t" o:hrstd="t" o:hr="t" fillcolor="#a0a0a0" stroked="f"/>
         </w:pict>
       </w:r>
     </w:p>
@@ -2335,7 +2259,7 @@
     <w:p>
       <w:r>
         <w:rPr>
-          <w:rFonts w:ascii="Arial" w:hAnsi="Arial" w:eastAsia="Arial"/>
+          <w:rFonts w:ascii="Arial" w:eastAsia="Arial" w:hAnsi="Arial"/>
           <w:b/>
           <w:sz w:val="22"/>
           <w:shd w:val="clear" w:color="auto" w:fill="B7B7B7"/>
@@ -2344,7 +2268,7 @@
       </w:r>
       <w:r>
         <w:rPr>
-          <w:rFonts w:ascii="Arial" w:hAnsi="Arial" w:eastAsia="Arial"/>
+          <w:rFonts w:ascii="Arial" w:eastAsia="Arial" w:hAnsi="Arial"/>
           <w:sz w:val="22"/>
           <w:shd w:val="clear" w:color="auto" w:fill="B7B7B7"/>
         </w:rPr>
@@ -2353,7 +2277,7 @@
       <w:proofErr w:type="spellStart"/>
       <w:r>
         <w:rPr>
-          <w:rFonts w:ascii="Arial" w:hAnsi="Arial" w:eastAsia="Arial"/>
+          <w:rFonts w:ascii="Arial" w:eastAsia="Arial" w:hAnsi="Arial"/>
           <w:b/>
           <w:sz w:val="22"/>
           <w:shd w:val="clear" w:color="auto" w:fill="B7B7B7"/>
@@ -2363,7 +2287,7 @@
       <w:proofErr w:type="spellEnd"/>
       <w:r>
         <w:rPr>
-          <w:rFonts w:ascii="Arial" w:hAnsi="Arial" w:eastAsia="Arial"/>
+          <w:rFonts w:ascii="Arial" w:eastAsia="Arial" w:hAnsi="Arial"/>
           <w:b/>
           <w:sz w:val="22"/>
           <w:shd w:val="clear" w:color="auto" w:fill="B7B7B7"/>
@@ -2372,7 +2296,7 @@
       </w:r>
       <w:r>
         <w:rPr>
-          <w:rFonts w:ascii="Arial" w:hAnsi="Arial" w:eastAsia="Arial"/>
+          <w:rFonts w:ascii="Arial" w:eastAsia="Arial" w:hAnsi="Arial"/>
           <w:b/>
           <w:sz w:val="22"/>
           <w:szCs w:val="14"/>
@@ -2382,7 +2306,7 @@
       </w:r>
       <w:r>
         <w:rPr>
-          <w:rFonts w:ascii="Arial" w:hAnsi="Arial" w:cs="Cambria Math" w:eastAsia="Arial"/>
+          <w:rFonts w:ascii="Arial" w:eastAsia="Arial" w:hAnsi="Arial" w:cs="Cambria Math"/>
           <w:b/>
           <w:sz w:val="22"/>
           <w:szCs w:val="14"/>
@@ -2392,7 +2316,7 @@
       </w:r>
       <w:r>
         <w:rPr>
-          <w:rFonts w:ascii="Arial" w:hAnsi="Arial" w:eastAsia="Arial"/>
+          <w:rFonts w:ascii="Arial" w:eastAsia="Arial" w:hAnsi="Arial"/>
           <w:b/>
           <w:sz w:val="22"/>
           <w:szCs w:val="14"/>
@@ -2400,12 +2324,18 @@
         </w:rPr>
         <w:t>5 Mini) at [12/9/2025]</w:t>
       </w:r>
-      <w:r>
-        <w:rPr>
-          <w:rFonts w:ascii="Arial" w:hAnsi="Arial" w:eastAsia="Arial"/>
-          <w:sz w:val="22"/>
-        </w:rPr>
-        <w:br/>
+    </w:p>
+    <w:p>
+      <w:pPr>
+        <w:rPr>
+          <w:rFonts w:ascii="Roboto Mono" w:hAnsi="Roboto Mono"/>
+        </w:rPr>
+      </w:pPr>
+      <w:r>
+        <w:rPr>
+          <w:rFonts w:ascii="Roboto Mono" w:eastAsia="Arial" w:hAnsi="Roboto Mono"/>
+          <w:sz w:val="22"/>
+        </w:rPr>
         <w:t>The Internet is a worldwide network that allows computers and devices to communicate, share information, and access services. It connects millions of people and devices, making communication, learning, business, and entertainment possible at a global scale.</w:t>
       </w:r>
     </w:p>
@@ -2420,7 +2350,7 @@
           <w:rFonts w:ascii="Roboto Mono" w:hAnsi="Roboto Mono"/>
         </w:rPr>
         <w:pict w14:anchorId="33DC88E3">
-          <v:rect id="_x0000_i1033" style="width:0;height:1.5pt" o:hralign="center" o:bullet="t" o:hrstd="t" o:hr="t" fillcolor="#a0a0a0" stroked="f"/>
+          <v:rect id="_x0000_i1037" style="width:0;height:1.5pt" o:hralign="center" o:bullet="t" o:hrstd="t" o:hr="t" fillcolor="#a0a0a0" stroked="f"/>
         </w:pict>
       </w:r>
     </w:p>
@@ -2450,14 +2380,9 @@
       </w:r>
     </w:p>
     <w:p>
-      <w:pPr>
-        <w:rPr>
-          <w:rFonts w:ascii="Roboto Mono" w:hAnsi="Roboto Mono"/>
-        </w:rPr>
-      </w:pPr>
-      <w:r>
-        <w:rPr>
-          <w:rFonts w:ascii="Arial" w:hAnsi="Arial" w:eastAsia="Arial"/>
+      <w:r>
+        <w:rPr>
+          <w:rFonts w:ascii="Arial" w:eastAsia="Arial" w:hAnsi="Arial"/>
           <w:b/>
           <w:sz w:val="22"/>
           <w:shd w:val="clear" w:color="auto" w:fill="B7B7B7"/>
@@ -2466,7 +2391,7 @@
       </w:r>
       <w:r>
         <w:rPr>
-          <w:rFonts w:ascii="Arial" w:hAnsi="Arial" w:eastAsia="Arial"/>
+          <w:rFonts w:ascii="Arial" w:eastAsia="Arial" w:hAnsi="Arial"/>
           <w:sz w:val="22"/>
           <w:shd w:val="clear" w:color="auto" w:fill="B7B7B7"/>
         </w:rPr>
@@ -2475,7 +2400,7 @@
       <w:proofErr w:type="spellStart"/>
       <w:r>
         <w:rPr>
-          <w:rFonts w:ascii="Arial" w:hAnsi="Arial" w:eastAsia="Arial"/>
+          <w:rFonts w:ascii="Arial" w:eastAsia="Arial" w:hAnsi="Arial"/>
           <w:b/>
           <w:sz w:val="22"/>
           <w:shd w:val="clear" w:color="auto" w:fill="B7B7B7"/>
@@ -2485,7 +2410,7 @@
       <w:proofErr w:type="spellEnd"/>
       <w:r>
         <w:rPr>
-          <w:rFonts w:ascii="Arial" w:hAnsi="Arial" w:eastAsia="Arial"/>
+          <w:rFonts w:ascii="Arial" w:eastAsia="Arial" w:hAnsi="Arial"/>
           <w:b/>
           <w:sz w:val="22"/>
           <w:shd w:val="clear" w:color="auto" w:fill="B7B7B7"/>
@@ -2494,7 +2419,7 @@
       </w:r>
       <w:r>
         <w:rPr>
-          <w:rFonts w:ascii="Arial" w:hAnsi="Arial" w:eastAsia="Arial"/>
+          <w:rFonts w:ascii="Arial" w:eastAsia="Arial" w:hAnsi="Arial"/>
           <w:b/>
           <w:sz w:val="22"/>
           <w:szCs w:val="14"/>
@@ -2504,7 +2429,7 @@
       </w:r>
       <w:r>
         <w:rPr>
-          <w:rFonts w:ascii="Arial" w:hAnsi="Arial" w:cs="Cambria Math" w:eastAsia="Arial"/>
+          <w:rFonts w:ascii="Arial" w:eastAsia="Arial" w:hAnsi="Arial" w:cs="Cambria Math"/>
           <w:b/>
           <w:sz w:val="22"/>
           <w:szCs w:val="14"/>
@@ -2514,7 +2439,7 @@
       </w:r>
       <w:r>
         <w:rPr>
-          <w:rFonts w:ascii="Arial" w:hAnsi="Arial" w:eastAsia="Arial"/>
+          <w:rFonts w:ascii="Arial" w:eastAsia="Arial" w:hAnsi="Arial"/>
           <w:b/>
           <w:sz w:val="22"/>
           <w:szCs w:val="14"/>
@@ -2522,152 +2447,189 @@
         </w:rPr>
         <w:t>5 Mini) at [12/9/2025]</w:t>
       </w:r>
-      <w:r>
-        <w:rPr>
-          <w:rFonts w:ascii="Arial" w:hAnsi="Arial" w:eastAsia="Arial"/>
-          <w:sz w:val="22"/>
-        </w:rPr>
-        <w:br/>
+    </w:p>
+    <w:p>
+      <w:pPr>
+        <w:rPr>
+          <w:rFonts w:ascii="Roboto Mono" w:hAnsi="Roboto Mono"/>
+        </w:rPr>
+      </w:pPr>
+      <w:r>
+        <w:rPr>
+          <w:rFonts w:ascii="Roboto Mono" w:hAnsi="Roboto Mono"/>
+        </w:rPr>
+        <w:t>An Internet Service Provider (ISP) is a company or organization that provides individuals, businesses, and other entities access to the Internet. Essentially, they act as the gateway that connects your device or network to the global Internet</w:t>
+      </w:r>
+      <w:r>
+        <w:rPr>
+          <w:rFonts w:ascii="Roboto Mono" w:eastAsia="Arial" w:hAnsi="Roboto Mono"/>
+          <w:sz w:val="22"/>
+        </w:rPr>
+        <w:t>.</w:t>
+      </w:r>
+    </w:p>
+    <w:p>
+      <w:pPr>
+        <w:rPr>
+          <w:rFonts w:ascii="Roboto Mono" w:hAnsi="Roboto Mono"/>
+        </w:rPr>
+      </w:pPr>
+      <w:r>
+        <w:rPr>
+          <w:rFonts w:ascii="Roboto Mono" w:hAnsi="Roboto Mono"/>
+        </w:rPr>
+        <w:pict w14:anchorId="72AA7F23">
+          <v:rect id="_x0000_i1038" style="width:0;height:1.5pt" o:hralign="center" o:hrstd="t" o:hr="t" fillcolor="#a0a0a0" stroked="f"/>
+        </w:pict>
+      </w:r>
+    </w:p>
+    <w:p>
+      <w:pPr>
+        <w:rPr>
+          <w:rFonts w:ascii="Roboto Mono" w:hAnsi="Roboto Mono"/>
+          <w:b/>
+          <w:bCs/>
+        </w:rPr>
+      </w:pPr>
+      <w:r>
+        <w:rPr>
+          <w:rFonts w:ascii="Segoe UI Emoji" w:hAnsi="Segoe UI Emoji" w:cs="Segoe UI Emoji"/>
+        </w:rPr>
+        <w:t>🧠</w:t>
+      </w:r>
+      <w:r>
+        <w:rPr>
+          <w:rFonts w:ascii="Roboto Mono" w:hAnsi="Roboto Mono"/>
+        </w:rPr>
+        <w:t xml:space="preserve"> </w:t>
+      </w:r>
+      <w:r>
+        <w:rPr>
+          <w:rFonts w:ascii="Roboto Mono" w:hAnsi="Roboto Mono"/>
+          <w:b/>
+          <w:bCs/>
+        </w:rPr>
+        <w:t>In Simple Terms:</w:t>
+      </w:r>
+    </w:p>
+    <w:p>
+      <w:pPr>
+        <w:rPr>
+          <w:rFonts w:ascii="Roboto Mono" w:hAnsi="Roboto Mono"/>
+        </w:rPr>
+      </w:pPr>
+      <w:r>
+        <w:rPr>
+          <w:rFonts w:ascii="Arial" w:eastAsia="Arial" w:hAnsi="Arial"/>
+          <w:b/>
+          <w:sz w:val="22"/>
+          <w:shd w:val="clear" w:color="auto" w:fill="B7B7B7"/>
+        </w:rPr>
+        <w:t># Source</w:t>
+      </w:r>
+      <w:r>
+        <w:rPr>
+          <w:rFonts w:ascii="Arial" w:eastAsia="Arial" w:hAnsi="Arial"/>
+          <w:sz w:val="22"/>
+          <w:shd w:val="clear" w:color="auto" w:fill="B7B7B7"/>
+        </w:rPr>
+        <w:t xml:space="preserve">: </w:t>
+      </w:r>
+      <w:proofErr w:type="spellStart"/>
+      <w:r>
+        <w:rPr>
+          <w:rFonts w:ascii="Arial" w:eastAsia="Arial" w:hAnsi="Arial"/>
+          <w:b/>
+          <w:sz w:val="22"/>
+          <w:shd w:val="clear" w:color="auto" w:fill="B7B7B7"/>
+        </w:rPr>
+        <w:t>Chatgpt</w:t>
+      </w:r>
+      <w:proofErr w:type="spellEnd"/>
+      <w:r>
+        <w:rPr>
+          <w:rFonts w:ascii="Arial" w:eastAsia="Arial" w:hAnsi="Arial"/>
+          <w:b/>
+          <w:sz w:val="22"/>
+          <w:shd w:val="clear" w:color="auto" w:fill="B7B7B7"/>
+        </w:rPr>
+        <w:t xml:space="preserve"> </w:t>
+      </w:r>
+      <w:r>
+        <w:rPr>
+          <w:rFonts w:ascii="Arial" w:eastAsia="Arial" w:hAnsi="Arial"/>
+          <w:b/>
+          <w:sz w:val="22"/>
+          <w:szCs w:val="14"/>
+          <w:shd w:val="clear" w:color="auto" w:fill="B7B7B7"/>
+        </w:rPr>
+        <w:t>(GPT</w:t>
+      </w:r>
+      <w:r>
+        <w:rPr>
+          <w:rFonts w:ascii="Arial" w:eastAsia="Arial" w:hAnsi="Arial" w:cs="Cambria Math"/>
+          <w:b/>
+          <w:sz w:val="22"/>
+          <w:szCs w:val="14"/>
+          <w:shd w:val="clear" w:color="auto" w:fill="B7B7B7"/>
+        </w:rPr>
+        <w:t>‑</w:t>
+      </w:r>
+      <w:r>
+        <w:rPr>
+          <w:rFonts w:ascii="Arial" w:eastAsia="Arial" w:hAnsi="Arial"/>
+          <w:b/>
+          <w:sz w:val="22"/>
+          <w:szCs w:val="14"/>
+          <w:shd w:val="clear" w:color="auto" w:fill="B7B7B7"/>
+        </w:rPr>
+        <w:t>5 Mini) at [12/9/2025]</w:t>
+      </w:r>
+      <w:r>
+        <w:rPr>
+          <w:rFonts w:ascii="Arial" w:eastAsia="Arial" w:hAnsi="Arial"/>
+          <w:sz w:val="22"/>
+        </w:rPr>
+        <w:t>.</w:t>
+      </w:r>
+    </w:p>
+    <w:p>
+      <w:pPr>
+        <w:rPr>
+          <w:rFonts w:ascii="Roboto Mono" w:hAnsi="Roboto Mono"/>
+        </w:rPr>
+      </w:pPr>
+      <w:r>
+        <w:rPr>
+          <w:rFonts w:ascii="Roboto Mono" w:hAnsi="Roboto Mono"/>
+        </w:rPr>
         <w:t xml:space="preserve">An </w:t>
       </w:r>
       <w:r>
         <w:rPr>
-          <w:rFonts w:ascii="Arial" w:hAnsi="Arial" w:eastAsia="Arial"/>
+          <w:rFonts w:ascii="Roboto Mono" w:hAnsi="Roboto Mono"/>
           <w:b/>
           <w:bCs/>
-          <w:sz w:val="22"/>
-        </w:rPr>
-        <w:t>Internet Service Provider (ISP)</w:t>
-      </w:r>
-      <w:r>
-        <w:rPr>
-          <w:rFonts w:ascii="Arial" w:hAnsi="Arial" w:eastAsia="Arial"/>
-          <w:sz w:val="22"/>
-        </w:rPr>
-        <w:t xml:space="preserve"> is a company or organization that provides individuals, businesses, and other entities access to the Internet. Essentially, they act as the gateway that connects your device or network to the global Internet.</w:t>
-      </w:r>
-    </w:p>
-    <w:p>
-      <w:pPr>
-        <w:rPr>
-          <w:rFonts w:ascii="Roboto Mono" w:hAnsi="Roboto Mono"/>
-        </w:rPr>
-      </w:pPr>
-      <w:r>
-        <w:rPr>
-          <w:rFonts w:ascii="Roboto Mono" w:hAnsi="Roboto Mono"/>
-        </w:rPr>
-        <w:pict w14:anchorId="72AA7F23">
-          <v:rect id="_x0000_i1034" style="width:0;height:1.5pt" o:hralign="center" o:hrstd="t" o:hr="t" fillcolor="#a0a0a0" stroked="f"/>
-        </w:pict>
-      </w:r>
-    </w:p>
-    <w:p>
-      <w:pPr>
+        </w:rPr>
+        <w:t>ISP</w:t>
+      </w:r>
+      <w:r>
+        <w:rPr>
+          <w:rFonts w:ascii="Roboto Mono" w:hAnsi="Roboto Mono"/>
+        </w:rPr>
+        <w:t xml:space="preserve"> is a company or organization that </w:t>
+      </w:r>
+      <w:r>
         <w:rPr>
           <w:rFonts w:ascii="Roboto Mono" w:hAnsi="Roboto Mono"/>
           <w:b/>
           <w:bCs/>
         </w:rPr>
-      </w:pPr>
-      <w:r>
-        <w:rPr>
-          <w:rFonts w:ascii="Segoe UI Emoji" w:hAnsi="Segoe UI Emoji" w:cs="Segoe UI Emoji"/>
-        </w:rPr>
-        <w:t>🧠</w:t>
-      </w:r>
-      <w:r>
-        <w:rPr>
-          <w:rFonts w:ascii="Roboto Mono" w:hAnsi="Roboto Mono"/>
-        </w:rPr>
-        <w:t xml:space="preserve"> </w:t>
-      </w:r>
-      <w:r>
-        <w:rPr>
-          <w:rFonts w:ascii="Roboto Mono" w:hAnsi="Roboto Mono"/>
-          <w:b/>
-          <w:bCs/>
-        </w:rPr>
-        <w:t>In Simple Terms:</w:t>
-      </w:r>
-    </w:p>
-    <w:p>
-      <w:pPr>
-        <w:rPr>
-          <w:rFonts w:ascii="Roboto Mono" w:hAnsi="Roboto Mono"/>
-        </w:rPr>
-      </w:pPr>
-      <w:r>
-        <w:rPr>
-          <w:rFonts w:ascii="Arial" w:hAnsi="Arial" w:eastAsia="Arial"/>
-          <w:b/>
-          <w:sz w:val="22"/>
-          <w:shd w:val="clear" w:color="auto" w:fill="B7B7B7"/>
-        </w:rPr>
-        <w:t># Source</w:t>
-      </w:r>
-      <w:r>
-        <w:rPr>
-          <w:rFonts w:ascii="Arial" w:hAnsi="Arial" w:eastAsia="Arial"/>
-          <w:sz w:val="22"/>
-          <w:shd w:val="clear" w:color="auto" w:fill="B7B7B7"/>
-        </w:rPr>
-        <w:t xml:space="preserve">: </w:t>
-      </w:r>
-      <w:proofErr w:type="spellStart"/>
-      <w:r>
-        <w:rPr>
-          <w:rFonts w:ascii="Arial" w:hAnsi="Arial" w:eastAsia="Arial"/>
-          <w:b/>
-          <w:sz w:val="22"/>
-          <w:shd w:val="clear" w:color="auto" w:fill="B7B7B7"/>
-        </w:rPr>
-        <w:t>Chatgpt</w:t>
-      </w:r>
-      <w:proofErr w:type="spellEnd"/>
-      <w:r>
-        <w:rPr>
-          <w:rFonts w:ascii="Arial" w:hAnsi="Arial" w:eastAsia="Arial"/>
-          <w:b/>
-          <w:sz w:val="22"/>
-          <w:shd w:val="clear" w:color="auto" w:fill="B7B7B7"/>
-        </w:rPr>
-        <w:t xml:space="preserve"> </w:t>
-      </w:r>
-      <w:r>
-        <w:rPr>
-          <w:rFonts w:ascii="Arial" w:hAnsi="Arial" w:eastAsia="Arial"/>
-          <w:b/>
-          <w:sz w:val="22"/>
-          <w:szCs w:val="14"/>
-          <w:shd w:val="clear" w:color="auto" w:fill="B7B7B7"/>
-        </w:rPr>
-        <w:t>(GPT</w:t>
-      </w:r>
-      <w:r>
-        <w:rPr>
-          <w:rFonts w:ascii="Arial" w:hAnsi="Arial" w:cs="Cambria Math" w:eastAsia="Arial"/>
-          <w:b/>
-          <w:sz w:val="22"/>
-          <w:szCs w:val="14"/>
-          <w:shd w:val="clear" w:color="auto" w:fill="B7B7B7"/>
-        </w:rPr>
-        <w:t>‑</w:t>
-      </w:r>
-      <w:r>
-        <w:rPr>
-          <w:rFonts w:ascii="Arial" w:hAnsi="Arial" w:eastAsia="Arial"/>
-          <w:b/>
-          <w:sz w:val="22"/>
-          <w:szCs w:val="14"/>
-          <w:shd w:val="clear" w:color="auto" w:fill="B7B7B7"/>
-        </w:rPr>
-        <w:t>5 Mini) at [12/9/2025]</w:t>
-      </w:r>
-      <w:r>
-        <w:rPr>
-          <w:rFonts w:ascii="Arial" w:hAnsi="Arial" w:eastAsia="Arial"/>
-          <w:sz w:val="22"/>
+        <w:t>provides you access to the internet</w:t>
+      </w:r>
+      <w:r>
+        <w:rPr>
+          <w:rFonts w:ascii="Roboto Mono" w:hAnsi="Roboto Mono"/>
         </w:rPr>
         <w:t>.</w:t>
       </w:r>
@@ -2682,49 +2644,8 @@
         <w:rPr>
           <w:rFonts w:ascii="Roboto Mono" w:hAnsi="Roboto Mono"/>
         </w:rPr>
-        <w:t xml:space="preserve">An </w:t>
-      </w:r>
-      <w:r>
-        <w:rPr>
-          <w:rFonts w:ascii="Roboto Mono" w:hAnsi="Roboto Mono"/>
-          <w:b/>
-          <w:bCs/>
-        </w:rPr>
-        <w:t>ISP</w:t>
-      </w:r>
-      <w:r>
-        <w:rPr>
-          <w:rFonts w:ascii="Roboto Mono" w:hAnsi="Roboto Mono"/>
-        </w:rPr>
-        <w:t xml:space="preserve"> is a company or organization that </w:t>
-      </w:r>
-      <w:r>
-        <w:rPr>
-          <w:rFonts w:ascii="Roboto Mono" w:hAnsi="Roboto Mono"/>
-          <w:b/>
-          <w:bCs/>
-        </w:rPr>
-        <w:t>provides you access to the internet</w:t>
-      </w:r>
-      <w:r>
-        <w:rPr>
-          <w:rFonts w:ascii="Roboto Mono" w:hAnsi="Roboto Mono"/>
-        </w:rPr>
-        <w:t>.</w:t>
-      </w:r>
-    </w:p>
-    <w:p>
-      <w:pPr>
-        <w:rPr>
-          <w:rFonts w:ascii="Roboto Mono" w:hAnsi="Roboto Mono"/>
-        </w:rPr>
-      </w:pPr>
-      <w:r>
-        <w:rPr>
-          <w:rFonts w:ascii="Roboto Mono" w:hAnsi="Roboto Mono"/>
-        </w:rPr>
         <w:pict w14:anchorId="11DC62BF">
-          <v:rect id="_x0000_i1035" style="width:0;height:1.5pt" o:hralign="center" o:hrstd="t" o:hr="t" fillcolor="#a0a0a0" stroked="f"/>
+          <v:rect id="_x0000_i1039" style="width:0;height:1.5pt" o:hralign="center" o:hrstd="t" o:hr="t" fillcolor="#a0a0a0" stroked="f"/>
         </w:pict>
       </w:r>
     </w:p>
@@ -2745,7 +2666,7 @@
       </w:pPr>
       <w:r>
         <w:rPr>
-          <w:rFonts w:ascii="Arial" w:hAnsi="Arial" w:eastAsia="Arial"/>
+          <w:rFonts w:ascii="Arial" w:eastAsia="Arial" w:hAnsi="Arial"/>
           <w:b/>
           <w:sz w:val="22"/>
           <w:shd w:val="clear" w:color="auto" w:fill="B7B7B7"/>
@@ -2754,7 +2675,7 @@
       </w:r>
       <w:r>
         <w:rPr>
-          <w:rFonts w:ascii="Arial" w:hAnsi="Arial" w:eastAsia="Arial"/>
+          <w:rFonts w:ascii="Arial" w:eastAsia="Arial" w:hAnsi="Arial"/>
           <w:sz w:val="22"/>
           <w:shd w:val="clear" w:color="auto" w:fill="B7B7B7"/>
         </w:rPr>
@@ -2763,7 +2684,7 @@
       <w:proofErr w:type="spellStart"/>
       <w:r>
         <w:rPr>
-          <w:rFonts w:ascii="Arial" w:hAnsi="Arial" w:eastAsia="Arial"/>
+          <w:rFonts w:ascii="Arial" w:eastAsia="Arial" w:hAnsi="Arial"/>
           <w:b/>
           <w:sz w:val="22"/>
           <w:shd w:val="clear" w:color="auto" w:fill="B7B7B7"/>
@@ -2773,7 +2694,7 @@
       <w:proofErr w:type="spellEnd"/>
       <w:r>
         <w:rPr>
-          <w:rFonts w:ascii="Arial" w:hAnsi="Arial" w:eastAsia="Arial"/>
+          <w:rFonts w:ascii="Arial" w:eastAsia="Arial" w:hAnsi="Arial"/>
           <w:b/>
           <w:sz w:val="22"/>
           <w:shd w:val="clear" w:color="auto" w:fill="B7B7B7"/>
@@ -2782,7 +2703,7 @@
       </w:r>
       <w:r>
         <w:rPr>
-          <w:rFonts w:ascii="Arial" w:hAnsi="Arial" w:eastAsia="Arial"/>
+          <w:rFonts w:ascii="Arial" w:eastAsia="Arial" w:hAnsi="Arial"/>
           <w:b/>
           <w:sz w:val="22"/>
           <w:szCs w:val="14"/>
@@ -2792,7 +2713,7 @@
       </w:r>
       <w:r>
         <w:rPr>
-          <w:rFonts w:ascii="Arial" w:hAnsi="Arial" w:cs="Cambria Math" w:eastAsia="Arial"/>
+          <w:rFonts w:ascii="Arial" w:eastAsia="Arial" w:hAnsi="Arial" w:cs="Cambria Math"/>
           <w:b/>
           <w:sz w:val="22"/>
           <w:szCs w:val="14"/>
@@ -2802,7 +2723,7 @@
       </w:r>
       <w:r>
         <w:rPr>
-          <w:rFonts w:ascii="Arial" w:hAnsi="Arial" w:eastAsia="Arial"/>
+          <w:rFonts w:ascii="Arial" w:eastAsia="Arial" w:hAnsi="Arial"/>
           <w:b/>
           <w:sz w:val="22"/>
           <w:szCs w:val="14"/>
@@ -3066,7 +2987,7 @@
           <w:rFonts w:ascii="Roboto Mono" w:hAnsi="Roboto Mono"/>
         </w:rPr>
         <w:pict w14:anchorId="4EC4E4C5">
-          <v:rect id="_x0000_i1060" style="width:0;height:1.5pt" o:hralign="center" o:bullet="t" o:hrstd="t" o:hr="t" fillcolor="#a0a0a0" stroked="f"/>
+          <v:rect id="_x0000_i1040" style="width:0;height:1.5pt" o:hralign="center" o:bullet="t" o:hrstd="t" o:hr="t" fillcolor="#a0a0a0" stroked="f"/>
         </w:pict>
       </w:r>
     </w:p>
@@ -3088,7 +3009,7 @@
       </w:pPr>
       <w:r>
         <w:rPr>
-          <w:rFonts w:ascii="Arial" w:hAnsi="Arial" w:eastAsia="Arial"/>
+          <w:rFonts w:ascii="Arial" w:eastAsia="Arial" w:hAnsi="Arial"/>
           <w:b/>
           <w:sz w:val="22"/>
           <w:shd w:val="clear" w:color="auto" w:fill="B7B7B7"/>
@@ -3097,7 +3018,7 @@
       </w:r>
       <w:r>
         <w:rPr>
-          <w:rFonts w:ascii="Arial" w:hAnsi="Arial" w:eastAsia="Arial"/>
+          <w:rFonts w:ascii="Arial" w:eastAsia="Arial" w:hAnsi="Arial"/>
           <w:sz w:val="22"/>
           <w:shd w:val="clear" w:color="auto" w:fill="B7B7B7"/>
         </w:rPr>
@@ -3106,7 +3027,7 @@
       <w:proofErr w:type="spellStart"/>
       <w:r>
         <w:rPr>
-          <w:rFonts w:ascii="Arial" w:hAnsi="Arial" w:eastAsia="Arial"/>
+          <w:rFonts w:ascii="Arial" w:eastAsia="Arial" w:hAnsi="Arial"/>
           <w:b/>
           <w:sz w:val="22"/>
           <w:shd w:val="clear" w:color="auto" w:fill="B7B7B7"/>
@@ -3116,7 +3037,7 @@
       <w:proofErr w:type="spellEnd"/>
       <w:r>
         <w:rPr>
-          <w:rFonts w:ascii="Arial" w:hAnsi="Arial" w:eastAsia="Arial"/>
+          <w:rFonts w:ascii="Arial" w:eastAsia="Arial" w:hAnsi="Arial"/>
           <w:b/>
           <w:sz w:val="22"/>
           <w:shd w:val="clear" w:color="auto" w:fill="B7B7B7"/>
@@ -3125,7 +3046,7 @@
       </w:r>
       <w:r>
         <w:rPr>
-          <w:rFonts w:ascii="Arial" w:hAnsi="Arial" w:eastAsia="Arial"/>
+          <w:rFonts w:ascii="Arial" w:eastAsia="Arial" w:hAnsi="Arial"/>
           <w:b/>
           <w:sz w:val="22"/>
           <w:szCs w:val="14"/>
@@ -3135,7 +3056,7 @@
       </w:r>
       <w:r>
         <w:rPr>
-          <w:rFonts w:ascii="Arial" w:hAnsi="Arial" w:cs="Cambria Math" w:eastAsia="Arial"/>
+          <w:rFonts w:ascii="Arial" w:eastAsia="Arial" w:hAnsi="Arial" w:cs="Cambria Math"/>
           <w:b/>
           <w:sz w:val="22"/>
           <w:szCs w:val="14"/>
@@ -3145,7 +3066,7 @@
       </w:r>
       <w:r>
         <w:rPr>
-          <w:rFonts w:ascii="Arial" w:hAnsi="Arial" w:eastAsia="Arial"/>
+          <w:rFonts w:ascii="Arial" w:eastAsia="Arial" w:hAnsi="Arial"/>
           <w:b/>
           <w:sz w:val="22"/>
           <w:szCs w:val="14"/>
@@ -3265,7 +3186,7 @@
       </w:pPr>
       <w:r>
         <w:rPr>
-          <w:rFonts w:ascii="Arial" w:hAnsi="Arial" w:eastAsia="Arial"/>
+          <w:rFonts w:ascii="Arial" w:eastAsia="Arial" w:hAnsi="Arial"/>
           <w:b/>
           <w:sz w:val="22"/>
           <w:shd w:val="clear" w:color="auto" w:fill="B7B7B7"/>
@@ -3274,7 +3195,7 @@
       </w:r>
       <w:r>
         <w:rPr>
-          <w:rFonts w:ascii="Arial" w:hAnsi="Arial" w:eastAsia="Arial"/>
+          <w:rFonts w:ascii="Arial" w:eastAsia="Arial" w:hAnsi="Arial"/>
           <w:sz w:val="22"/>
           <w:shd w:val="clear" w:color="auto" w:fill="B7B7B7"/>
         </w:rPr>
@@ -3283,7 +3204,7 @@
       <w:proofErr w:type="spellStart"/>
       <w:r>
         <w:rPr>
-          <w:rFonts w:ascii="Arial" w:hAnsi="Arial" w:eastAsia="Arial"/>
+          <w:rFonts w:ascii="Arial" w:eastAsia="Arial" w:hAnsi="Arial"/>
           <w:b/>
           <w:sz w:val="22"/>
           <w:shd w:val="clear" w:color="auto" w:fill="B7B7B7"/>
@@ -3293,7 +3214,7 @@
       <w:proofErr w:type="spellEnd"/>
       <w:r>
         <w:rPr>
-          <w:rFonts w:ascii="Arial" w:hAnsi="Arial" w:eastAsia="Arial"/>
+          <w:rFonts w:ascii="Arial" w:eastAsia="Arial" w:hAnsi="Arial"/>
           <w:b/>
           <w:sz w:val="22"/>
           <w:shd w:val="clear" w:color="auto" w:fill="B7B7B7"/>
@@ -3302,7 +3223,7 @@
       </w:r>
       <w:r>
         <w:rPr>
-          <w:rFonts w:ascii="Arial" w:hAnsi="Arial" w:eastAsia="Arial"/>
+          <w:rFonts w:ascii="Arial" w:eastAsia="Arial" w:hAnsi="Arial"/>
           <w:b/>
           <w:sz w:val="22"/>
           <w:szCs w:val="14"/>
@@ -3312,7 +3233,7 @@
       </w:r>
       <w:r>
         <w:rPr>
-          <w:rFonts w:ascii="Arial" w:hAnsi="Arial" w:cs="Cambria Math" w:eastAsia="Arial"/>
+          <w:rFonts w:ascii="Arial" w:eastAsia="Arial" w:hAnsi="Arial" w:cs="Cambria Math"/>
           <w:b/>
           <w:sz w:val="22"/>
           <w:szCs w:val="14"/>
@@ -3322,7 +3243,7 @@
       </w:r>
       <w:r>
         <w:rPr>
-          <w:rFonts w:ascii="Arial" w:hAnsi="Arial" w:eastAsia="Arial"/>
+          <w:rFonts w:ascii="Arial" w:eastAsia="Arial" w:hAnsi="Arial"/>
           <w:b/>
           <w:sz w:val="22"/>
           <w:szCs w:val="14"/>
@@ -3405,7 +3326,7 @@
       </w:pPr>
       <w:r>
         <w:rPr>
-          <w:rFonts w:ascii="Arial" w:hAnsi="Arial" w:eastAsia="Arial"/>
+          <w:rFonts w:ascii="Arial" w:eastAsia="Arial" w:hAnsi="Arial"/>
           <w:b/>
           <w:sz w:val="22"/>
           <w:shd w:val="clear" w:color="auto" w:fill="B7B7B7"/>
@@ -3414,7 +3335,7 @@
       </w:r>
       <w:r>
         <w:rPr>
-          <w:rFonts w:ascii="Arial" w:hAnsi="Arial" w:eastAsia="Arial"/>
+          <w:rFonts w:ascii="Arial" w:eastAsia="Arial" w:hAnsi="Arial"/>
           <w:sz w:val="22"/>
           <w:shd w:val="clear" w:color="auto" w:fill="B7B7B7"/>
         </w:rPr>
@@ -3423,7 +3344,7 @@
       <w:proofErr w:type="spellStart"/>
       <w:r>
         <w:rPr>
-          <w:rFonts w:ascii="Arial" w:hAnsi="Arial" w:eastAsia="Arial"/>
+          <w:rFonts w:ascii="Arial" w:eastAsia="Arial" w:hAnsi="Arial"/>
           <w:b/>
           <w:sz w:val="22"/>
           <w:shd w:val="clear" w:color="auto" w:fill="B7B7B7"/>
@@ -3433,7 +3354,7 @@
       <w:proofErr w:type="spellEnd"/>
       <w:r>
         <w:rPr>
-          <w:rFonts w:ascii="Arial" w:hAnsi="Arial" w:eastAsia="Arial"/>
+          <w:rFonts w:ascii="Arial" w:eastAsia="Arial" w:hAnsi="Arial"/>
           <w:b/>
           <w:sz w:val="22"/>
           <w:shd w:val="clear" w:color="auto" w:fill="B7B7B7"/>
@@ -3442,7 +3363,7 @@
       </w:r>
       <w:r>
         <w:rPr>
-          <w:rFonts w:ascii="Arial" w:hAnsi="Arial" w:eastAsia="Arial"/>
+          <w:rFonts w:ascii="Arial" w:eastAsia="Arial" w:hAnsi="Arial"/>
           <w:b/>
           <w:sz w:val="22"/>
           <w:szCs w:val="14"/>
@@ -3452,7 +3373,7 @@
       </w:r>
       <w:r>
         <w:rPr>
-          <w:rFonts w:ascii="Arial" w:hAnsi="Arial" w:cs="Cambria Math" w:eastAsia="Arial"/>
+          <w:rFonts w:ascii="Arial" w:eastAsia="Arial" w:hAnsi="Arial" w:cs="Cambria Math"/>
           <w:b/>
           <w:sz w:val="22"/>
           <w:szCs w:val="14"/>
@@ -3462,7 +3383,7 @@
       </w:r>
       <w:r>
         <w:rPr>
-          <w:rFonts w:ascii="Arial" w:hAnsi="Arial" w:eastAsia="Arial"/>
+          <w:rFonts w:ascii="Arial" w:eastAsia="Arial" w:hAnsi="Arial"/>
           <w:b/>
           <w:sz w:val="22"/>
           <w:szCs w:val="14"/>
@@ -3583,7 +3504,7 @@
           <w:rFonts w:ascii="Roboto Mono" w:hAnsi="Roboto Mono"/>
         </w:rPr>
         <w:pict w14:anchorId="728939EC">
-          <v:rect id="_x0000_i1037" style="width:0;height:1.5pt" o:hralign="center" o:hrstd="t" o:hr="t" fillcolor="#a0a0a0" stroked="f"/>
+          <v:rect id="_x0000_i1041" style="width:0;height:1.5pt" o:hralign="center" o:hrstd="t" o:hr="t" fillcolor="#a0a0a0" stroked="f"/>
         </w:pict>
       </w:r>
     </w:p>
@@ -3603,7 +3524,7 @@
       </w:pPr>
       <w:r>
         <w:rPr>
-          <w:rFonts w:ascii="Arial" w:hAnsi="Arial" w:eastAsia="Arial"/>
+          <w:rFonts w:ascii="Arial" w:eastAsia="Arial" w:hAnsi="Arial"/>
           <w:b/>
           <w:sz w:val="22"/>
           <w:shd w:val="clear" w:color="auto" w:fill="B7B7B7"/>
@@ -3612,7 +3533,7 @@
       </w:r>
       <w:r>
         <w:rPr>
-          <w:rFonts w:ascii="Arial" w:hAnsi="Arial" w:eastAsia="Arial"/>
+          <w:rFonts w:ascii="Arial" w:eastAsia="Arial" w:hAnsi="Arial"/>
           <w:sz w:val="22"/>
           <w:shd w:val="clear" w:color="auto" w:fill="B7B7B7"/>
         </w:rPr>
@@ -3621,7 +3542,7 @@
       <w:proofErr w:type="spellStart"/>
       <w:r>
         <w:rPr>
-          <w:rFonts w:ascii="Arial" w:hAnsi="Arial" w:eastAsia="Arial"/>
+          <w:rFonts w:ascii="Arial" w:eastAsia="Arial" w:hAnsi="Arial"/>
           <w:b/>
           <w:sz w:val="22"/>
           <w:shd w:val="clear" w:color="auto" w:fill="B7B7B7"/>
@@ -3631,7 +3552,7 @@
       <w:proofErr w:type="spellEnd"/>
       <w:r>
         <w:rPr>
-          <w:rFonts w:ascii="Arial" w:hAnsi="Arial" w:eastAsia="Arial"/>
+          <w:rFonts w:ascii="Arial" w:eastAsia="Arial" w:hAnsi="Arial"/>
           <w:b/>
           <w:sz w:val="22"/>
           <w:shd w:val="clear" w:color="auto" w:fill="B7B7B7"/>
@@ -3640,7 +3561,7 @@
       </w:r>
       <w:r>
         <w:rPr>
-          <w:rFonts w:ascii="Arial" w:hAnsi="Arial" w:eastAsia="Arial"/>
+          <w:rFonts w:ascii="Arial" w:eastAsia="Arial" w:hAnsi="Arial"/>
           <w:b/>
           <w:sz w:val="22"/>
           <w:szCs w:val="14"/>
@@ -3650,7 +3571,7 @@
       </w:r>
       <w:r>
         <w:rPr>
-          <w:rFonts w:ascii="Arial" w:hAnsi="Arial" w:cs="Cambria Math" w:eastAsia="Arial"/>
+          <w:rFonts w:ascii="Arial" w:eastAsia="Arial" w:hAnsi="Arial" w:cs="Cambria Math"/>
           <w:b/>
           <w:sz w:val="22"/>
           <w:szCs w:val="14"/>
@@ -3660,7 +3581,7 @@
       </w:r>
       <w:r>
         <w:rPr>
-          <w:rFonts w:ascii="Arial" w:hAnsi="Arial" w:eastAsia="Arial"/>
+          <w:rFonts w:ascii="Arial" w:eastAsia="Arial" w:hAnsi="Arial"/>
           <w:b/>
           <w:sz w:val="22"/>
           <w:szCs w:val="14"/>
@@ -3668,12 +3589,18 @@
         </w:rPr>
         <w:t>5 Mini) at [12/9/2025]</w:t>
       </w:r>
-      <w:r>
-        <w:rPr>
-          <w:rFonts w:ascii="Arial" w:hAnsi="Arial" w:eastAsia="Arial"/>
-          <w:sz w:val="22"/>
-        </w:rPr>
-        <w:br/>
+    </w:p>
+    <w:p>
+      <w:pPr>
+        <w:rPr>
+          <w:rFonts w:ascii="Roboto Mono" w:hAnsi="Roboto Mono"/>
+        </w:rPr>
+      </w:pPr>
+      <w:r>
+        <w:rPr>
+          <w:rFonts w:ascii="Roboto Mono" w:eastAsia="Arial" w:hAnsi="Roboto Mono"/>
+          <w:sz w:val="22"/>
+        </w:rPr>
         <w:t>An ISP is a company that provides you with access to the Internet, along with additional services like email, web hosting, and technical support. Without an ISP, your devices cannot connect to the Internet or communicate online.</w:t>
       </w:r>
     </w:p>
@@ -3688,7 +3615,7 @@
           <w:rFonts w:ascii="Roboto Mono" w:hAnsi="Roboto Mono"/>
         </w:rPr>
         <w:pict w14:anchorId="15800334">
-          <v:rect id="_x0000_i1038" style="width:0;height:1.5pt" o:hralign="center" o:hrstd="t" o:hr="t" fillcolor="#a0a0a0" stroked="f"/>
+          <v:rect id="_x0000_i1042" style="width:0;height:1.5pt" o:hralign="center" o:hrstd="t" o:hr="t" fillcolor="#a0a0a0" stroked="f"/>
         </w:pict>
       </w:r>
     </w:p>
@@ -5901,7 +5828,7 @@
   <w:style w:type="paragraph" w:default="1" w:styleId="Normal">
     <w:name w:val="Normal"/>
     <w:qFormat/>
-    <w:rsid w:val="00D604D8"/>
+    <w:rsid w:val="006521C1"/>
   </w:style>
   <w:style w:type="paragraph" w:styleId="Heading1">
     <w:name w:val="heading 1"/>
@@ -6103,6 +6030,7 @@
   <w:style w:type="character" w:default="1" w:styleId="DefaultParagraphFont">
     <w:name w:val="Default Paragraph Font"/>
     <w:uiPriority w:val="1"/>
+    <w:semiHidden/>
     <w:unhideWhenUsed/>
   </w:style>
   <w:style w:type="table" w:default="1" w:styleId="TableNormal">
